--- a/docgen/見積書.docx
+++ b/docgen/見積書.docx
@@ -419,6 +419,80 @@
           </w:p>
         </w:tc>
       </w:tr>
+      <w:tr>
+        <w:tc>
+          <w:tcPr>
+            <w:tcW w:type="dxa" w:w="1400"/>
+            <w:tcMar>
+              <w:top w:type="dxa" w:w="80"/>
+              <w:left w:type="dxa" w:w="100"/>
+              <w:bottom w:type="dxa" w:w="80"/>
+              <w:right w:type="dxa" w:w="100"/>
+            </w:tcMar>
+            <w:vAlign w:val="center"/>
+          </w:tcPr>
+          <w:p>
+            <w:r>
+              <w:rPr>
+                <w:b w:val="false"/>
+                <w:bCs w:val="false"/>
+                <w:color w:val="000000"/>
+                <w:sz w:val="18"/>
+                <w:szCs w:val="18"/>
+              </w:rPr>
+              <w:t xml:space="preserve">v1.2</w:t>
+            </w:r>
+          </w:p>
+        </w:tc>
+        <w:tc>
+          <w:tcPr>
+            <w:tcW w:type="dxa" w:w="2200"/>
+            <w:tcMar>
+              <w:top w:type="dxa" w:w="80"/>
+              <w:left w:type="dxa" w:w="100"/>
+              <w:bottom w:type="dxa" w:w="80"/>
+              <w:right w:type="dxa" w:w="100"/>
+            </w:tcMar>
+            <w:vAlign w:val="center"/>
+          </w:tcPr>
+          <w:p>
+            <w:r>
+              <w:rPr>
+                <w:b w:val="false"/>
+                <w:bCs w:val="false"/>
+                <w:color w:val="000000"/>
+                <w:sz w:val="18"/>
+                <w:szCs w:val="18"/>
+              </w:rPr>
+              <w:t xml:space="preserve">2026年8月</w:t>
+            </w:r>
+          </w:p>
+        </w:tc>
+        <w:tc>
+          <w:tcPr>
+            <w:tcW w:type="dxa" w:w="6800"/>
+            <w:tcMar>
+              <w:top w:type="dxa" w:w="80"/>
+              <w:left w:type="dxa" w:w="100"/>
+              <w:bottom w:type="dxa" w:w="80"/>
+              <w:right w:type="dxa" w:w="100"/>
+            </w:tcMar>
+            <w:vAlign w:val="center"/>
+          </w:tcPr>
+          <w:p>
+            <w:r>
+              <w:rPr>
+                <w:b w:val="false"/>
+                <w:bCs w:val="false"/>
+                <w:color w:val="000000"/>
+                <w:sz w:val="18"/>
+                <w:szCs w:val="18"/>
+              </w:rPr>
+              <w:t xml:space="preserve">Googleアカウントログイン・2段階認証(TOTP)機能追加分の工数を計上。あわせて2026年時点の市場相場を再調査し、既存の単価水準(SE相当80万円/月・実装担当75万円/月)に変更が無いことを確認した</w:t>
+            </w:r>
+          </w:p>
+        </w:tc>
+      </w:tr>
     </w:tbl>
     <w:p>
       <w:r>
@@ -1327,7 +1401,7 @@
                 <w:sz w:val="18"/>
                 <w:szCs w:val="18"/>
               </w:rPr>
-              <w:t xml:space="preserve">結合・受入テスト</w:t>
+              <w:t xml:space="preserve">認証機能拡張</w:t>
             </w:r>
           </w:p>
         </w:tc>
@@ -1351,7 +1425,7 @@
                 <w:sz w:val="18"/>
                 <w:szCs w:val="18"/>
               </w:rPr>
-              <w:t xml:space="preserve">wrangler devによるE2E検証、不具合修正</w:t>
+              <w:t xml:space="preserve">Googleログイン(OAuth 2.0)連携、2段階認証(TOTP・バックアップコード)実装、関連画面追加、DBスキーマ拡張(3テーブル追加)</w:t>
             </w:r>
           </w:p>
         </w:tc>
@@ -1375,7 +1449,7 @@
                 <w:sz w:val="18"/>
                 <w:szCs w:val="18"/>
               </w:rPr>
-              <w:t xml:space="preserve">0.5人月</w:t>
+              <w:t xml:space="preserve">0.65人月</w:t>
             </w:r>
           </w:p>
         </w:tc>
@@ -1399,7 +1473,7 @@
                 <w:sz w:val="18"/>
                 <w:szCs w:val="18"/>
               </w:rPr>
-              <w:t xml:space="preserve">380,000円</w:t>
+              <w:t xml:space="preserve">500,000円</w:t>
             </w:r>
           </w:p>
         </w:tc>
@@ -1425,7 +1499,7 @@
                 <w:sz w:val="18"/>
                 <w:szCs w:val="18"/>
               </w:rPr>
-              <w:t xml:space="preserve">リリース・ドキュメント整備</w:t>
+              <w:t xml:space="preserve">結合・受入テスト</w:t>
             </w:r>
           </w:p>
         </w:tc>
@@ -1449,7 +1523,7 @@
                 <w:sz w:val="18"/>
                 <w:szCs w:val="18"/>
               </w:rPr>
-              <w:t xml:space="preserve">本番デプロイ、開発ドキュメント一式作成</w:t>
+              <w:t xml:space="preserve">wrangler devによるE2E検証、不具合修正</w:t>
             </w:r>
           </w:p>
         </w:tc>
@@ -1473,7 +1547,7 @@
                 <w:sz w:val="18"/>
                 <w:szCs w:val="18"/>
               </w:rPr>
-              <w:t xml:space="preserve">0.4人月</w:t>
+              <w:t xml:space="preserve">0.5人月</w:t>
             </w:r>
           </w:p>
         </w:tc>
@@ -1497,7 +1571,7 @@
                 <w:sz w:val="18"/>
                 <w:szCs w:val="18"/>
               </w:rPr>
-              <w:t xml:space="preserve">300,000円</w:t>
+              <w:t xml:space="preserve">380,000円</w:t>
             </w:r>
           </w:p>
         </w:tc>
@@ -1523,7 +1597,7 @@
                 <w:sz w:val="18"/>
                 <w:szCs w:val="18"/>
               </w:rPr>
-              <w:t xml:space="preserve">小計</w:t>
+              <w:t xml:space="preserve">リリース・ドキュメント整備</w:t>
             </w:r>
           </w:p>
         </w:tc>
@@ -1547,7 +1621,7 @@
                 <w:sz w:val="18"/>
                 <w:szCs w:val="18"/>
               </w:rPr>
-              <w:t xml:space="preserve"/>
+              <w:t xml:space="preserve">本番デプロイ、開発ドキュメント一式作成</w:t>
             </w:r>
           </w:p>
         </w:tc>
@@ -1571,7 +1645,7 @@
                 <w:sz w:val="18"/>
                 <w:szCs w:val="18"/>
               </w:rPr>
-              <w:t xml:space="preserve">5.8人月</w:t>
+              <w:t xml:space="preserve">0.4人月</w:t>
             </w:r>
           </w:p>
         </w:tc>
@@ -1595,7 +1669,7 @@
                 <w:sz w:val="18"/>
                 <w:szCs w:val="18"/>
               </w:rPr>
-              <w:t xml:space="preserve">4,420,000円</w:t>
+              <w:t xml:space="preserve">300,000円</w:t>
             </w:r>
           </w:p>
         </w:tc>
@@ -1621,7 +1695,7 @@
                 <w:sz w:val="18"/>
                 <w:szCs w:val="18"/>
               </w:rPr>
-              <w:t xml:space="preserve">消費税(10%)</w:t>
+              <w:t xml:space="preserve">小計</w:t>
             </w:r>
           </w:p>
         </w:tc>
@@ -1669,7 +1743,7 @@
                 <w:sz w:val="18"/>
                 <w:szCs w:val="18"/>
               </w:rPr>
-              <w:t xml:space="preserve"/>
+              <w:t xml:space="preserve">6.45人月</w:t>
             </w:r>
           </w:p>
         </w:tc>
@@ -1693,7 +1767,7 @@
                 <w:sz w:val="18"/>
                 <w:szCs w:val="18"/>
               </w:rPr>
-              <w:t xml:space="preserve">442,000円</w:t>
+              <w:t xml:space="preserve">4,920,000円</w:t>
             </w:r>
           </w:p>
         </w:tc>
@@ -1719,6 +1793,104 @@
                 <w:sz w:val="18"/>
                 <w:szCs w:val="18"/>
               </w:rPr>
+              <w:t xml:space="preserve">消費税(10%)</w:t>
+            </w:r>
+          </w:p>
+        </w:tc>
+        <w:tc>
+          <w:tcPr>
+            <w:tcW w:type="dxa" w:w="3900"/>
+            <w:tcMar>
+              <w:top w:type="dxa" w:w="80"/>
+              <w:left w:type="dxa" w:w="100"/>
+              <w:bottom w:type="dxa" w:w="80"/>
+              <w:right w:type="dxa" w:w="100"/>
+            </w:tcMar>
+            <w:vAlign w:val="center"/>
+          </w:tcPr>
+          <w:p>
+            <w:r>
+              <w:rPr>
+                <w:b w:val="false"/>
+                <w:bCs w:val="false"/>
+                <w:color w:val="000000"/>
+                <w:sz w:val="18"/>
+                <w:szCs w:val="18"/>
+              </w:rPr>
+              <w:t xml:space="preserve"/>
+            </w:r>
+          </w:p>
+        </w:tc>
+        <w:tc>
+          <w:tcPr>
+            <w:tcW w:type="dxa" w:w="1300"/>
+            <w:tcMar>
+              <w:top w:type="dxa" w:w="80"/>
+              <w:left w:type="dxa" w:w="100"/>
+              <w:bottom w:type="dxa" w:w="80"/>
+              <w:right w:type="dxa" w:w="100"/>
+            </w:tcMar>
+            <w:vAlign w:val="center"/>
+          </w:tcPr>
+          <w:p>
+            <w:r>
+              <w:rPr>
+                <w:b w:val="false"/>
+                <w:bCs w:val="false"/>
+                <w:color w:val="000000"/>
+                <w:sz w:val="18"/>
+                <w:szCs w:val="18"/>
+              </w:rPr>
+              <w:t xml:space="preserve"/>
+            </w:r>
+          </w:p>
+        </w:tc>
+        <w:tc>
+          <w:tcPr>
+            <w:tcW w:type="dxa" w:w="2400"/>
+            <w:tcMar>
+              <w:top w:type="dxa" w:w="80"/>
+              <w:left w:type="dxa" w:w="100"/>
+              <w:bottom w:type="dxa" w:w="80"/>
+              <w:right w:type="dxa" w:w="100"/>
+            </w:tcMar>
+            <w:vAlign w:val="center"/>
+          </w:tcPr>
+          <w:p>
+            <w:r>
+              <w:rPr>
+                <w:b w:val="false"/>
+                <w:bCs w:val="false"/>
+                <w:color w:val="000000"/>
+                <w:sz w:val="18"/>
+                <w:szCs w:val="18"/>
+              </w:rPr>
+              <w:t xml:space="preserve">492,000円</w:t>
+            </w:r>
+          </w:p>
+        </w:tc>
+      </w:tr>
+      <w:tr>
+        <w:tc>
+          <w:tcPr>
+            <w:tcW w:type="dxa" w:w="2200"/>
+            <w:tcMar>
+              <w:top w:type="dxa" w:w="80"/>
+              <w:left w:type="dxa" w:w="100"/>
+              <w:bottom w:type="dxa" w:w="80"/>
+              <w:right w:type="dxa" w:w="100"/>
+            </w:tcMar>
+            <w:vAlign w:val="center"/>
+          </w:tcPr>
+          <w:p>
+            <w:r>
+              <w:rPr>
+                <w:b w:val="false"/>
+                <w:bCs w:val="false"/>
+                <w:color w:val="000000"/>
+                <w:sz w:val="18"/>
+                <w:szCs w:val="18"/>
+              </w:rPr>
               <w:t xml:space="preserve">合計</w:t>
             </w:r>
           </w:p>
@@ -1791,7 +1963,7 @@
                 <w:sz w:val="18"/>
                 <w:szCs w:val="18"/>
               </w:rPr>
-              <w:t xml:space="preserve">4,862,000円</w:t>
+              <w:t xml:space="preserve">5,412,000円</w:t>
             </w:r>
           </w:p>
         </w:tc>
@@ -1822,7 +1994,7 @@
           <w:sz w:val="20"/>
           <w:szCs w:val="20"/>
         </w:rPr>
-        <w:t xml:space="preserve">定額保守プランは、システム保守費用の市場相場である「初期開発費の年15〜20%」を基準に算定した(開発費4,420,000円 × 17.5% ÷ 12ヶ月)。都度対応の軽微修正は、実働時間ベースの下限額として別途設定する。</w:t>
+        <w:t xml:space="preserve">定額保守プランは、システム保守費用の市場相場である「初期開発費の年15〜20%」を基準に算定した(開発費4,920,000円 × 17.5% ÷ 12ヶ月)。都度対応の軽微修正は、実働時間ベースの下限額として別途設定する。</w:t>
       </w:r>
     </w:p>
     <w:tbl>
@@ -1967,7 +2139,7 @@
                 <w:sz w:val="18"/>
                 <w:szCs w:val="18"/>
               </w:rPr>
-              <w:t xml:space="preserve">64,000円/月</w:t>
+              <w:t xml:space="preserve">71,000円/月</w:t>
             </w:r>
           </w:p>
         </w:tc>
@@ -2319,7 +2491,7 @@
           <w:sz w:val="20"/>
           <w:szCs w:val="20"/>
         </w:rPr>
-        <w:t xml:space="preserve">・本見積は現行仕様(機能一覧書 v1.1)を対象範囲とする</w:t>
+        <w:t xml:space="preserve">・本見積は現行仕様(機能一覧書 v1.2、Googleログイン・2段階認証を含む)を対象範囲とする</w:t>
       </w:r>
     </w:p>
     <w:p>
